--- a/exams/고전과함께하는비판적토론/11주차 지구가 인류를 심판합니다 - 이원히.docx
+++ b/exams/고전과함께하는비판적토론/11주차 지구가 인류를 심판합니다 - 이원히.docx
@@ -47,7 +47,7 @@
         <w:rPr>
           <w:rFonts w:eastAsia="함초롬바탕" w:hAnsi="함초롬바탕" w:cs="함초롬바탕" w:hint="eastAsia"/>
         </w:rPr>
-        <w:t>서울시립대 화학공학과 이원희</w:t>
+        <w:t>서울시립대 이원희</w:t>
       </w:r>
     </w:p>
     <w:p>
